--- a/security_scanner/Phishield_Scanner_Gap_Analysis_v10.docx
+++ b/security_scanner/Phishield_Scanner_Gap_Analysis_v10.docx
@@ -212,6 +212,7 @@
           <w:insideH w:val="single" w:color="auto" w:sz="4"/>
           <w:insideV w:val="single" w:color="auto" w:sz="4"/>
         </w:tblBorders>
+        <w:tblLayout w:type="fixed"/>
       </w:tblPr>
       <w:tblGrid>
         <w:gridCol w:w="1300"/>
@@ -4504,6 +4505,7 @@
           <w:insideH w:val="single" w:color="auto" w:sz="4"/>
           <w:insideV w:val="single" w:color="auto" w:sz="4"/>
         </w:tblBorders>
+        <w:tblLayout w:type="fixed"/>
       </w:tblPr>
       <w:tblGrid>
         <w:gridCol w:w="900"/>
@@ -9401,6 +9403,7 @@
           <w:insideH w:val="single" w:color="auto" w:sz="4"/>
           <w:insideV w:val="single" w:color="auto" w:sz="4"/>
         </w:tblBorders>
+        <w:tblLayout w:type="fixed"/>
       </w:tblPr>
       <w:tblGrid>
         <w:gridCol w:w="2700"/>
@@ -11822,6 +11825,7 @@
           <w:insideH w:val="single" w:color="auto" w:sz="4"/>
           <w:insideV w:val="single" w:color="auto" w:sz="4"/>
         </w:tblBorders>
+        <w:tblLayout w:type="fixed"/>
       </w:tblPr>
       <w:tblGrid>
         <w:gridCol w:w="3500"/>
@@ -13062,6 +13066,7 @@
           <w:insideH w:val="single" w:color="auto" w:sz="4"/>
           <w:insideV w:val="single" w:color="auto" w:sz="4"/>
         </w:tblBorders>
+        <w:tblLayout w:type="fixed"/>
       </w:tblPr>
       <w:tblGrid>
         <w:gridCol w:w="2400"/>
@@ -13850,6 +13855,7 @@
           <w:insideH w:val="single" w:color="auto" w:sz="4"/>
           <w:insideV w:val="single" w:color="auto" w:sz="4"/>
         </w:tblBorders>
+        <w:tblLayout w:type="fixed"/>
       </w:tblPr>
       <w:tblGrid>
         <w:gridCol w:w="1000"/>
@@ -14951,6 +14957,7 @@
           <w:insideH w:val="single" w:color="auto" w:sz="4"/>
           <w:insideV w:val="single" w:color="auto" w:sz="4"/>
         </w:tblBorders>
+        <w:tblLayout w:type="fixed"/>
       </w:tblPr>
       <w:tblGrid>
         <w:gridCol w:w="800"/>

--- a/security_scanner/Phishield_Scanner_Gap_Analysis_v10.docx
+++ b/security_scanner/Phishield_Scanner_Gap_Analysis_v10.docx
@@ -171,7 +171,7 @@
           <w:sz w:val="22"/>
           <w:szCs w:val="22"/>
         </w:rPr>
-        <w:t xml:space="preserve">Two later waves have since landed and are folded into this revision. An application and maintainability hardening pass (SCN-030, SCN-031; 2026-06-11) added operational self-protection and split the report module behind a snapshot guard. A checker ground-truth audit (SCN-032 through SCN-038; 2026-06-30 to 2026-07-03) then corrected how the scanner attributes IP ownership, gates CVEs against the software actually detected, and unifies the golden and live scoring paths; it also hardened a wave of false-positive and non-determinism classes surfaced by a real production scan. Over the same period the scanner moved from the Render free tier to a dedicated Google Cloud VM at veilguard.phishield.com/scanner, with Render retained as a legacy endpoint during the transition. The audit fixes are locked by tooling/regression/adversarial_gate.py, which reports 40 ground-truth scenarios as of this revision.</w:t>
+        <w:t xml:space="preserve">Two later waves have since landed and are folded into this revision. An application and maintainability hardening pass (SCN-030, SCN-031; 2026-06-11) added operational self-protection and split the report module behind a snapshot guard. A checker ground-truth audit (SCN-032 through SCN-038; 2026-06-30 to 2026-07-03) then corrected how the scanner attributes IP ownership, gates CVEs against the software actually detected, and unifies the golden and live scoring paths; it also hardened a wave of false-positive and non-determinism classes surfaced by a real production scan. Over the same period the scanner moved from the Render free tier to a dedicated Google Cloud VM at veilguard.phishield.com/scanner, with Render retained as a legacy endpoint during the transition. Most recently (SCN-039; 2026-07-20) the sensitive-credential handling was hardened end to end: breached identifiers are now masked at every serving boundary (API, dashboard and PDF), and the Section 6.4 encrypted export was wired to its consent-gated, one-time expiring delivery with a POPIA / FAIS audit trail. The audit fixes are locked by tooling/regression/adversarial_gate.py, which reports 40 ground-truth scenarios as of this revision.</w:t>
       </w:r>
     </w:p>
     <w:p>
@@ -4457,6 +4457,169 @@
                 <w:szCs w:val="20"/>
               </w:rPr>
               <w:t xml:space="preserve">Done 2026-07-01</w:t>
+            </w:r>
+          </w:p>
+        </w:tc>
+      </w:tr>
+      <w:tr>
+        <w:tc>
+          <w:tcPr>
+            <w:tcW w:type="dxa" w:w="1300"/>
+            <w:tcBorders>
+              <w:top w:val="single" w:color="CCCCCC" w:sz="1"/>
+              <w:left w:val="single" w:color="CCCCCC" w:sz="1"/>
+              <w:bottom w:val="single" w:color="CCCCCC" w:sz="1"/>
+              <w:right w:val="single" w:color="CCCCCC" w:sz="1"/>
+            </w:tcBorders>
+            <w:shd w:fill="F2F7FA" w:val="clear"/>
+            <w:tcMar>
+              <w:top w:type="dxa" w:w="80"/>
+              <w:left w:type="dxa" w:w="120"/>
+              <w:bottom w:type="dxa" w:w="80"/>
+              <w:right w:type="dxa" w:w="120"/>
+            </w:tcMar>
+          </w:tcPr>
+          <w:p>
+            <w:pPr>
+              <w:spacing w:line="276"/>
+            </w:pPr>
+            <w:r>
+              <w:rPr>
+                <w:rFonts w:ascii="Arial" w:cs="Arial" w:eastAsia="Arial" w:hAnsi="Arial"/>
+                <w:b/>
+                <w:bCs/>
+                <w:sz w:val="20"/>
+                <w:szCs w:val="20"/>
+              </w:rPr>
+              <w:t xml:space="preserve">2026-07-20</w:t>
+            </w:r>
+          </w:p>
+        </w:tc>
+        <w:tc>
+          <w:tcPr>
+            <w:tcW w:type="dxa" w:w="1100"/>
+            <w:tcBorders>
+              <w:top w:val="single" w:color="CCCCCC" w:sz="1"/>
+              <w:left w:val="single" w:color="CCCCCC" w:sz="1"/>
+              <w:bottom w:val="single" w:color="CCCCCC" w:sz="1"/>
+              <w:right w:val="single" w:color="CCCCCC" w:sz="1"/>
+            </w:tcBorders>
+            <w:shd w:fill="F2F7FA" w:val="clear"/>
+            <w:tcMar>
+              <w:top w:type="dxa" w:w="80"/>
+              <w:left w:type="dxa" w:w="120"/>
+              <w:bottom w:type="dxa" w:w="80"/>
+              <w:right w:type="dxa" w:w="120"/>
+            </w:tcMar>
+          </w:tcPr>
+          <w:p>
+            <w:pPr>
+              <w:spacing w:line="276"/>
+            </w:pPr>
+            <w:r>
+              <w:rPr>
+                <w:rFonts w:ascii="Arial" w:cs="Arial" w:eastAsia="Arial" w:hAnsi="Arial"/>
+                <w:color w:val="000000"/>
+                <w:sz w:val="20"/>
+                <w:szCs w:val="20"/>
+              </w:rPr>
+              <w:t xml:space="preserve">SCN-039</w:t>
+            </w:r>
+          </w:p>
+        </w:tc>
+        <w:tc>
+          <w:tcPr>
+            <w:tcW w:type="dxa" w:w="2500"/>
+            <w:tcBorders>
+              <w:top w:val="single" w:color="CCCCCC" w:sz="1"/>
+              <w:left w:val="single" w:color="CCCCCC" w:sz="1"/>
+              <w:bottom w:val="single" w:color="CCCCCC" w:sz="1"/>
+              <w:right w:val="single" w:color="CCCCCC" w:sz="1"/>
+            </w:tcBorders>
+            <w:shd w:fill="F2F7FA" w:val="clear"/>
+            <w:tcMar>
+              <w:top w:type="dxa" w:w="80"/>
+              <w:left w:type="dxa" w:w="120"/>
+              <w:bottom w:type="dxa" w:w="80"/>
+              <w:right w:type="dxa" w:w="120"/>
+            </w:tcMar>
+          </w:tcPr>
+          <w:p>
+            <w:pPr>
+              <w:spacing w:line="276"/>
+            </w:pPr>
+            <w:r>
+              <w:rPr>
+                <w:rFonts w:ascii="Arial" w:cs="Arial" w:eastAsia="Arial" w:hAnsi="Arial"/>
+                <w:color w:val="000000"/>
+                <w:sz w:val="20"/>
+                <w:szCs w:val="20"/>
+              </w:rPr>
+              <w:t xml:space="preserve">Sensitive-credential containment plus the Section 6.4 encrypted-export authorisation flow. (1) Containment: breached account identifiers from the credential sources (DeHashed, Hudson Rock, IntelX and the credential_risk / credential_correlation / breaches / info_disclosure cards) were being returned in the clear by the JSON API and rendered into the interactive dashboard and one PDF card. A new credential_redaction module now masks every breached email at all three serving boundaries (GET /api/scan/&lt;id&gt;, the /results/&lt;id&gt; HTML page, and the PDF renderer render_and_store) using the same partial-reveal the report tiers use (jo***n@example.com), so no unmasked identifier leaves the scanner outside the consented export; it is a copy-not-mutate pass scoped to the credential categories only. (2) The encrypted export was wired to a real authorisation flow: POST /api/credential-export now requires an explicit consent attestation and the authorising user (400 otherwise), encrypts the full list including passwords to the client's age public key (or an AES passphrase fallback) as before, but instead of streaming the blob back into the browser it stores the encrypted blob under an unguessable single-use token and returns a one-time download link that expires in 15 minutes. GET /api/credential-export/download/&lt;token&gt; serves it exactly once: both objects are deleted on first fetch or once expired (410 expired, 404 used or unknown). (3) A new credential_export_audit table (scanner_db migration 0004) records who authorised each export, when, for which domain, and whether the one-time link was collected, never any credential data. A dashboard authorisation portal (consent attestation, authorising user, optional consent reference, and the client's age key) is offered in the Credential Leaks panel only when leaked records are present.</w:t>
+            </w:r>
+          </w:p>
+        </w:tc>
+        <w:tc>
+          <w:tcPr>
+            <w:tcW w:type="dxa" w:w="2500"/>
+            <w:tcBorders>
+              <w:top w:val="single" w:color="CCCCCC" w:sz="1"/>
+              <w:left w:val="single" w:color="CCCCCC" w:sz="1"/>
+              <w:bottom w:val="single" w:color="CCCCCC" w:sz="1"/>
+              <w:right w:val="single" w:color="CCCCCC" w:sz="1"/>
+            </w:tcBorders>
+            <w:shd w:fill="F2F7FA" w:val="clear"/>
+            <w:tcMar>
+              <w:top w:type="dxa" w:w="80"/>
+              <w:left w:type="dxa" w:w="120"/>
+              <w:bottom w:type="dxa" w:w="80"/>
+              <w:right w:type="dxa" w:w="120"/>
+            </w:tcMar>
+          </w:tcPr>
+          <w:p>
+            <w:pPr>
+              <w:spacing w:line="276"/>
+            </w:pPr>
+            <w:r>
+              <w:rPr>
+                <w:rFonts w:ascii="Arial" w:cs="Arial" w:eastAsia="Arial" w:hAnsi="Arial"/>
+                <w:color w:val="000000"/>
+                <w:sz w:val="20"/>
+                <w:szCs w:val="20"/>
+              </w:rPr>
+              <w:t xml:space="preserve">The unmasked in-browser credential export was a direct data-protection exposure: breached passwords and emails were reachable in the API response and the dashboard with no encryption and no consent gate, contradicting the Section 6.4 process the user manual already documents (signed consent, client-key encryption, one-time expiring delivery, nothing stored). The fix contains the leak at every output and makes the unmasked list obtainable only through the signed-consent, client-key-encrypted, single-use channel, with a POPIA / FAIS audit trail. Verified live on the VM with no DeHashed credit spent: the gate rejects a missing consent or missing authoriser (400 x3), a seeded one-time link serves once then 404s, an expired token 410s, and the audit row correctly records authorisation and collection. All three remotes and the VM are sha256-identical. Delivered in two commits (containment e660e11, authorisation flow eba3677).</w:t>
+            </w:r>
+          </w:p>
+        </w:tc>
+        <w:tc>
+          <w:tcPr>
+            <w:tcW w:type="dxa" w:w="1626"/>
+            <w:tcBorders>
+              <w:top w:val="single" w:color="CCCCCC" w:sz="1"/>
+              <w:left w:val="single" w:color="CCCCCC" w:sz="1"/>
+              <w:bottom w:val="single" w:color="CCCCCC" w:sz="1"/>
+              <w:right w:val="single" w:color="CCCCCC" w:sz="1"/>
+            </w:tcBorders>
+            <w:shd w:fill="F2F7FA" w:val="clear"/>
+            <w:tcMar>
+              <w:top w:type="dxa" w:w="80"/>
+              <w:left w:type="dxa" w:w="120"/>
+              <w:bottom w:type="dxa" w:w="80"/>
+              <w:right w:type="dxa" w:w="120"/>
+            </w:tcMar>
+          </w:tcPr>
+          <w:p>
+            <w:pPr>
+              <w:spacing w:line="276"/>
+            </w:pPr>
+            <w:r>
+              <w:rPr>
+                <w:rFonts w:ascii="Arial" w:cs="Arial" w:eastAsia="Arial" w:hAnsi="Arial"/>
+                <w:color w:val="000000"/>
+                <w:sz w:val="20"/>
+                <w:szCs w:val="20"/>
+              </w:rPr>
+              <w:t xml:space="preserve">Done 2026-07-20</w:t>
             </w:r>
           </w:p>
         </w:tc>
